--- a/Reports/BIOS6621_SOW.docx
+++ b/Reports/BIOS6621_SOW.docx
@@ -2341,6 +2341,9 @@
       <w:r>
         <w:t xml:space="preserve"> independent of the URM classification.</w:t>
       </w:r>
+      <w:r>
+        <w:t xml:space="preserve"> This will show if there is a relationship or association between URM and clerkship grades.</w:t>
+      </w:r>
     </w:p>
     <w:p>
       <w:r>
@@ -2464,7 +2467,19 @@
         <w:rPr>
           <w:rFonts w:cs="Arial"/>
         </w:rPr>
-        <w:t xml:space="preserve">A paired-samples t-test will be used to determine the difference between URM and non-URM students’ average scores received on the </w:t>
+        <w:t xml:space="preserve">A </w:t>
+      </w:r>
+      <w:r>
+        <w:rPr>
+          <w:rFonts w:cs="Arial"/>
+        </w:rPr>
+        <w:t xml:space="preserve">two </w:t>
+      </w:r>
+      <w:r>
+        <w:rPr>
+          <w:rFonts w:cs="Arial"/>
+        </w:rPr>
+        <w:t xml:space="preserve">sample t-test will be used to determine the difference between URM and non-URM students’ average scores received on the </w:t>
       </w:r>
       <w:r>
         <w:rPr>
